--- a/template.docx
+++ b/template.docx
@@ -10,17 +10,35 @@
     <w:p/>
     <w:p>
       <w:r>
-        <w:t>Họ tên: {{name}}</w:t>
+        <w:t>Họ tên: {{</w:t>
+      </w:r>
+      <w:r>
+        <w:t>hoten</w:t>
+      </w:r>
+      <w:r>
+        <w:t>}}</w:t>
       </w:r>
     </w:p>
     <w:p>
       <w:r>
-        <w:t>Địa chỉ: {{address}}</w:t>
+        <w:t>Địa chỉ: {{</w:t>
+      </w:r>
+      <w:r>
+        <w:t>diachi</w:t>
+      </w:r>
+      <w:r>
+        <w:t>}}</w:t>
       </w:r>
     </w:p>
     <w:p>
       <w:r>
-        <w:t>Nghề nghiệp: {{job}}</w:t>
+        <w:t>Nghề nghiệp: {{</w:t>
+      </w:r>
+      <w:r>
+        <w:t>noidung</w:t>
+      </w:r>
+      <w:r>
+        <w:t>}}</w:t>
       </w:r>
     </w:p>
     <w:p/>
